--- a/docs/MediBook-Patient-Lifecycle-WhatsApp.docx
+++ b/docs/MediBook-Patient-Lifecycle-WhatsApp.docx
@@ -18,6 +18,16 @@
           <w:sz w:val="22"/>
         </w:rPr>
         <w:t>Every message a patient can send or receive, from the first QR scan to the end of a treatment course — with all the options offered at each decision point.</w:t>
+      </w:r>
+    </w:p>
+    <w:p>
+      <w:r>
+        <w:rPr>
+          <w:i/>
+          <w:color w:val="555555"/>
+          <w:sz w:val="22"/>
+        </w:rPr>
+        <w:t>Version 1.2 · 21 August 2026 · Every message reproduced here was re-checked against the running code on that date.</w:t>
       </w:r>
     </w:p>
     <w:tbl>
@@ -196,6 +206,129 @@
         <w:pStyle w:val="Heading1"/>
       </w:pPr>
       <w:r>
+        <w:t xml:space="preserve">Contents</w:t>
+      </w:r>
+    </w:p>
+    <w:p>
+      <w:pPr>
+        <w:pStyle w:val="ListBullet"/>
+      </w:pPr>
+      <w:r>
+        <w:rPr>
+          <w:sz w:val="20"/>
+        </w:rPr>
+        <w:t xml:space="preserve">Stage 1 · Arrival — how a patient reaches the clinic</w:t>
+      </w:r>
+    </w:p>
+    <w:p>
+      <w:pPr>
+        <w:pStyle w:val="ListBullet"/>
+      </w:pPr>
+      <w:r>
+        <w:rPr>
+          <w:sz w:val="20"/>
+        </w:rPr>
+        <w:t xml:space="preserve">Stage 2 · The main menu</w:t>
+      </w:r>
+    </w:p>
+    <w:p>
+      <w:pPr>
+        <w:pStyle w:val="ListBullet"/>
+      </w:pPr>
+      <w:r>
+        <w:rPr>
+          <w:sz w:val="20"/>
+        </w:rPr>
+        <w:t xml:space="preserve">Stage 3 · Booking an appointment</w:t>
+      </w:r>
+    </w:p>
+    <w:p>
+      <w:pPr>
+        <w:pStyle w:val="ListBullet"/>
+      </w:pPr>
+      <w:r>
+        <w:rPr>
+          <w:sz w:val="20"/>
+        </w:rPr>
+        <w:t xml:space="preserve">Stage 4 · Between booking and the visit</w:t>
+      </w:r>
+    </w:p>
+    <w:p>
+      <w:pPr>
+        <w:pStyle w:val="ListBullet"/>
+      </w:pPr>
+      <w:r>
+        <w:rPr>
+          <w:sz w:val="20"/>
+        </w:rPr>
+        <w:t xml:space="preserve">Stage 5 · After the visit</w:t>
+      </w:r>
+    </w:p>
+    <w:p>
+      <w:pPr>
+        <w:pStyle w:val="ListBullet"/>
+      </w:pPr>
+      <w:r>
+        <w:rPr>
+          <w:sz w:val="20"/>
+        </w:rPr>
+        <w:t xml:space="preserve">Stage 6 · A treatment course, over several visits</w:t>
+      </w:r>
+    </w:p>
+    <w:p>
+      <w:pPr>
+        <w:pStyle w:val="ListBullet"/>
+      </w:pPr>
+      <w:r>
+        <w:rPr>
+          <w:sz w:val="20"/>
+        </w:rPr>
+        <w:t xml:space="preserve">Stage 7 · Completion, and coming back</w:t>
+      </w:r>
+    </w:p>
+    <w:p>
+      <w:pPr>
+        <w:pStyle w:val="ListBullet"/>
+      </w:pPr>
+      <w:r>
+        <w:rPr>
+          <w:sz w:val="20"/>
+        </w:rPr>
+        <w:t xml:space="preserve">Stage 8 · What the patient can say at any point</w:t>
+      </w:r>
+    </w:p>
+    <w:p>
+      <w:pPr>
+        <w:pStyle w:val="ListBullet"/>
+      </w:pPr>
+      <w:r>
+        <w:rPr>
+          <w:sz w:val="20"/>
+        </w:rPr>
+        <w:t xml:space="preserve">Appendix A · Why patients are not flooded</w:t>
+      </w:r>
+    </w:p>
+    <w:p>
+      <w:pPr>
+        <w:pStyle w:val="ListBullet"/>
+      </w:pPr>
+      <w:r>
+        <w:rPr>
+          <w:sz w:val="20"/>
+        </w:rPr>
+        <w:t xml:space="preserve">Appendix B · Everything a patient can type</w:t>
+      </w:r>
+    </w:p>
+    <w:p>
+      <w:pPr>
+        <w:spacing w:after="40"/>
+      </w:pPr>
+    </w:p>
+    <w:p>
+      <w:pPr>
+        <w:pStyle w:val="Heading1"/>
+      </w:pPr>
+      <w:r>
         <w:t>Stage 1 · Arrival — how a patient reaches the clinic</w:t>
       </w:r>
     </w:p>
@@ -701,7 +834,7 @@
               <w:rPr>
                 <w:sz w:val="18"/>
               </w:rPr>
-              <w:t>Deliberately different from the generic welcome: a patient who scanned something needs to know whether the SCAN failed or the CLINIC is not on MediBook.</w:t>
+              <w:t>Deliberately different from the generic welcome: a patient who scanned something needs to know whether the SCAN failed or the CLINIC is not on MediBook. It answers the same way when the patient is already attached to another clinic — someone standing in a second practice’s waiting room, scanning a poster whose clinic has closed or whose code has been reissued, is told the scan failed rather than being quietly handed the menu of the clinic they were already talking to. A failed scan never moves them, either: nothing a patient can do leaves them with no clinic at all.</w:t>
             </w:r>
           </w:p>
         </w:tc>
@@ -3310,6 +3443,291 @@
       </w:pPr>
     </w:p>
     <w:p>
+      <w:r>
+        <w:rPr>
+          <w:i/>
+          <w:color w:val="555555"/>
+          <w:sz w:val="22"/>
+        </w:rPr>
+        <w:t xml:space="preserve">Taking that offer up produces its own acknowledgement — deliberately not the callback one, because the clinic already knows which dentist and which day were wanted:</w:t>
+      </w:r>
+    </w:p>
+    <w:tbl>
+      <w:tblPr>
+        <w:tblW w:type="auto" w:w="0"/>
+        <w:tblLayout w:type="autofit"/>
+        <w:tblLook w:firstColumn="1" w:firstRow="1" w:lastColumn="0" w:lastRow="0" w:noHBand="0" w:noVBand="1" w:val="04A0"/>
+        <w:tblBorders>
+          <w:top w:val="single" w:sz="4" w:color="D9D9D9"/>
+          <w:left w:val="single" w:sz="4" w:color="D9D9D9"/>
+          <w:bottom w:val="single" w:sz="4" w:color="D9D9D9"/>
+          <w:right w:val="single" w:sz="4" w:color="D9D9D9"/>
+          <w:insideH w:val="single" w:sz="4" w:color="D9D9D9"/>
+          <w:insideV w:val="single" w:sz="4" w:color="D9D9D9"/>
+        </w:tblBorders>
+      </w:tblPr>
+      <w:tblGrid>
+        <w:gridCol w:w="9648"/>
+      </w:tblGrid>
+      <w:tr>
+        <w:tc>
+          <w:tcPr>
+            <w:tcW w:type="dxa" w:w="9648"/>
+            <w:shd w:val="clear" w:color="auto" w:fill="F2F2F2"/>
+          </w:tcPr>
+          <w:p>
+            <w:pPr>
+              <w:spacing w:after="40"/>
+            </w:pPr>
+            <w:r>
+              <w:rPr>
+                <w:b/>
+                <w:color w:val="707070"/>
+                <w:sz w:val="14"/>
+              </w:rPr>
+              <w:t xml:space="preserve">CLINIC → PATIENT</w:t>
+            </w:r>
+          </w:p>
+          <w:p>
+            <w:pPr>
+              <w:spacing w:after="0" w:before="0"/>
+            </w:pPr>
+            <w:r>
+              <w:rPr>
+                <w:sz w:val="19"/>
+              </w:rPr>
+              <w:t xml:space="preserve">Thank you — the clinic has your request and will call you to find a time.</w:t>
+            </w:r>
+          </w:p>
+          <w:p>
+            <w:pPr>
+              <w:spacing w:after="0" w:before="0"/>
+            </w:pPr>
+            <w:r>
+              <w:rPr>
+                <w:sz w:val="19"/>
+              </w:rPr>
+            </w:r>
+          </w:p>
+          <w:p>
+            <w:pPr>
+              <w:spacing w:after="0" w:before="0"/>
+            </w:pPr>
+            <w:r>
+              <w:rPr>
+                <w:sz w:val="19"/>
+              </w:rPr>
+              <w:t xml:space="preserve">We often fit people in sooner than the online diary shows.</w:t>
+            </w:r>
+          </w:p>
+          <w:p>
+            <w:pPr>
+              <w:spacing w:after="0" w:before="0"/>
+            </w:pPr>
+            <w:r>
+              <w:rPr>
+                <w:sz w:val="19"/>
+              </w:rPr>
+            </w:r>
+          </w:p>
+          <w:p>
+            <w:pPr>
+              <w:spacing w:after="0" w:before="0"/>
+            </w:pPr>
+            <w:r>
+              <w:rPr>
+                <w:sz w:val="19"/>
+              </w:rPr>
+              <w:t xml:space="preserve">📞 *040-99887766*</w:t>
+            </w:r>
+          </w:p>
+        </w:tc>
+      </w:tr>
+    </w:tbl>
+    <w:p>
+      <w:pPr>
+        <w:spacing w:after="40"/>
+      </w:pPr>
+    </w:p>
+    <w:tbl>
+      <w:tblPr>
+        <w:tblW w:type="auto" w:w="0"/>
+        <w:tblLayout w:type="autofit"/>
+        <w:tblLook w:firstColumn="1" w:firstRow="1" w:lastColumn="0" w:lastRow="0" w:noHBand="0" w:noVBand="1" w:val="04A0"/>
+        <w:tblBorders>
+          <w:top w:val="single" w:sz="4" w:color="D9D9D9"/>
+          <w:left w:val="single" w:sz="4" w:color="D9D9D9"/>
+          <w:bottom w:val="single" w:sz="4" w:color="D9D9D9"/>
+          <w:right w:val="single" w:sz="4" w:color="D9D9D9"/>
+          <w:insideH w:val="single" w:sz="4" w:color="D9D9D9"/>
+          <w:insideV w:val="single" w:sz="4" w:color="D9D9D9"/>
+        </w:tblBorders>
+      </w:tblPr>
+      <w:tblGrid>
+        <w:gridCol w:w="9648"/>
+      </w:tblGrid>
+      <w:tr>
+        <w:tc>
+          <w:tcPr>
+            <w:tcW w:type="dxa" w:w="9648"/>
+            <w:shd w:val="clear" w:color="auto" w:fill="EAF1FA"/>
+          </w:tcPr>
+          <w:p>
+            <w:pPr>
+              <w:spacing w:after="40"/>
+            </w:pPr>
+            <w:r>
+              <w:rPr>
+                <w:b/>
+                <w:color w:val="707070"/>
+                <w:sz w:val="14"/>
+              </w:rPr>
+              <w:t xml:space="preserve">CLINIC → STAFF</w:t>
+            </w:r>
+          </w:p>
+          <w:p>
+            <w:pPr>
+              <w:spacing w:after="0" w:before="0"/>
+            </w:pPr>
+            <w:r>
+              <w:rPr>
+                <w:sz w:val="19"/>
+              </w:rPr>
+              <w:t xml:space="preserve">📋 *Appointment request*</w:t>
+            </w:r>
+          </w:p>
+          <w:p>
+            <w:pPr>
+              <w:spacing w:after="0" w:before="0"/>
+            </w:pPr>
+            <w:r>
+              <w:rPr>
+                <w:sz w:val="19"/>
+              </w:rPr>
+              <w:t xml:space="preserve">Anita Sharma · 9190…</w:t>
+            </w:r>
+          </w:p>
+          <w:p>
+            <w:pPr>
+              <w:spacing w:after="0" w:before="0"/>
+            </w:pPr>
+            <w:r>
+              <w:rPr>
+                <w:sz w:val="19"/>
+              </w:rPr>
+              <w:t xml:space="preserve">Dr. Kavitha Reddy</w:t>
+            </w:r>
+          </w:p>
+          <w:p>
+            <w:pPr>
+              <w:spacing w:after="0" w:before="0"/>
+            </w:pPr>
+            <w:r>
+              <w:rPr>
+                <w:sz w:val="19"/>
+              </w:rPr>
+              <w:t xml:space="preserve">Root Canal Treatment</w:t>
+            </w:r>
+          </w:p>
+          <w:p>
+            <w:pPr>
+              <w:spacing w:after="0" w:before="0"/>
+            </w:pPr>
+            <w:r>
+              <w:rPr>
+                <w:sz w:val="19"/>
+              </w:rPr>
+              <w:t xml:space="preserve">Wanted: Wed, 19 Aug</w:t>
+            </w:r>
+          </w:p>
+          <w:p>
+            <w:pPr>
+              <w:spacing w:after="0" w:before="0"/>
+            </w:pPr>
+            <w:r>
+              <w:rPr>
+                <w:sz w:val="19"/>
+              </w:rPr>
+              <w:t xml:space="preserve">Their preferred day had nothing free.</w:t>
+            </w:r>
+          </w:p>
+          <w:p>
+            <w:pPr>
+              <w:spacing w:after="0" w:before="0"/>
+            </w:pPr>
+            <w:r>
+              <w:rPr>
+                <w:sz w:val="19"/>
+              </w:rPr>
+            </w:r>
+          </w:p>
+          <w:p>
+            <w:pPr>
+              <w:spacing w:after="0" w:before="0"/>
+            </w:pPr>
+            <w:r>
+              <w:rPr>
+                <w:sz w:val="19"/>
+              </w:rPr>
+              <w:t xml:space="preserve">Open the dashboard to clear it.</w:t>
+            </w:r>
+          </w:p>
+        </w:tc>
+      </w:tr>
+    </w:tbl>
+    <w:p>
+      <w:pPr>
+        <w:spacing w:after="40"/>
+      </w:pPr>
+    </w:p>
+    <w:tbl>
+      <w:tblPr>
+        <w:tblW w:type="auto" w:w="0"/>
+        <w:tblLook w:firstColumn="1" w:firstRow="1" w:lastColumn="0" w:lastRow="0" w:noHBand="0" w:noVBand="1" w:val="04A0"/>
+        <w:tblBorders>
+          <w:top w:val="single" w:sz="4" w:color="D9D9D9"/>
+          <w:left w:val="single" w:sz="4" w:color="D9D9D9"/>
+          <w:bottom w:val="single" w:sz="4" w:color="D9D9D9"/>
+          <w:right w:val="single" w:sz="4" w:color="D9D9D9"/>
+          <w:insideH w:val="single" w:sz="4" w:color="D9D9D9"/>
+          <w:insideV w:val="single" w:sz="4" w:color="D9D9D9"/>
+        </w:tblBorders>
+      </w:tblPr>
+      <w:tblGrid>
+        <w:gridCol w:w="9648"/>
+      </w:tblGrid>
+      <w:tr>
+        <w:tc>
+          <w:tcPr>
+            <w:tcW w:type="dxa" w:w="9648"/>
+            <w:shd w:val="clear" w:color="auto" w:fill="FFF4E5"/>
+          </w:tcPr>
+          <w:p>
+            <w:r>
+              <w:rPr>
+                <w:b/>
+                <w:sz w:val="18"/>
+              </w:rPr>
+              <w:t xml:space="preserve">Note — </w:t>
+            </w:r>
+            <w:r>
+              <w:rPr>
+                <w:sz w:val="18"/>
+              </w:rPr>
+              <w:br/>
+              <w:br/>
+              <w:t xml:space="preserve">The staff alert carries what the patient had already chosen, so the receptionist rings back knowing the treatment and the dentist rather than starting the conversation again.</w:t>
+            </w:r>
+          </w:p>
+        </w:tc>
+      </w:tr>
+    </w:tbl>
+    <w:p>
+      <w:pPr>
+        <w:spacing w:after="40"/>
+      </w:pPr>
+    </w:p>
+    <w:p>
       <w:pPr>
         <w:pStyle w:val="Heading2"/>
       </w:pPr>
@@ -4388,6 +4806,53 @@
         <w:spacing w:after="40"/>
       </w:pPr>
     </w:p>
+    <w:tbl>
+      <w:tblPr>
+        <w:tblW w:type="auto" w:w="0"/>
+        <w:tblLook w:firstColumn="1" w:firstRow="1" w:lastColumn="0" w:lastRow="0" w:noHBand="0" w:noVBand="1" w:val="04A0"/>
+        <w:tblBorders>
+          <w:top w:val="single" w:sz="4" w:color="D9D9D9"/>
+          <w:left w:val="single" w:sz="4" w:color="D9D9D9"/>
+          <w:bottom w:val="single" w:sz="4" w:color="D9D9D9"/>
+          <w:right w:val="single" w:sz="4" w:color="D9D9D9"/>
+          <w:insideH w:val="single" w:sz="4" w:color="D9D9D9"/>
+          <w:insideV w:val="single" w:sz="4" w:color="D9D9D9"/>
+        </w:tblBorders>
+      </w:tblPr>
+      <w:tblGrid>
+        <w:gridCol w:w="9648"/>
+      </w:tblGrid>
+      <w:tr>
+        <w:tc>
+          <w:tcPr>
+            <w:tcW w:type="dxa" w:w="9648"/>
+            <w:shd w:val="clear" w:color="auto" w:fill="FFF4E5"/>
+          </w:tcPr>
+          <w:p>
+            <w:r>
+              <w:rPr>
+                <w:b/>
+                <w:sz w:val="18"/>
+              </w:rPr>
+              <w:t xml:space="preserve">Note — </w:t>
+            </w:r>
+            <w:r>
+              <w:rPr>
+                <w:sz w:val="18"/>
+              </w:rPr>
+              <w:br/>
+              <w:br/>
+              <w:t xml:space="preserve">Neither plan sets a monthly appointment cap, so this message is dormant today — a clinic paying to take bookings is never told it has run out of them. It exists for a plan that sets one. The per-hour limit below is a different thing: it is per patient number, and it is what stops one handset from filling the diary.</w:t>
+            </w:r>
+          </w:p>
+        </w:tc>
+      </w:tr>
+    </w:tbl>
+    <w:p>
+      <w:pPr>
+        <w:spacing w:after="40"/>
+      </w:pPr>
+    </w:p>
     <w:p>
       <w:r>
         <w:rPr>
@@ -4442,7 +4907,7 @@
               <w:rPr>
                 <w:sz w:val="19"/>
               </w:rPr>
-              <w:t>That is 5 bookings in an hour — please give it a little while before making another.</w:t>
+              <w:t>That is 3 bookings in an hour — please give it a little while before making another.</w:t>
             </w:r>
           </w:p>
           <w:p>
@@ -4967,6 +5432,327 @@
                 <w:sz w:val="18"/>
               </w:rPr>
               <w:t>Certain treatments add their own preparation checklist to this message — the generic part is what people stop reading, the treatment-specific part is what they act on.</w:t>
+            </w:r>
+          </w:p>
+        </w:tc>
+      </w:tr>
+    </w:tbl>
+    <w:p>
+      <w:pPr>
+        <w:spacing w:after="40"/>
+      </w:pPr>
+    </w:p>
+    <w:p>
+      <w:r>
+        <w:rPr>
+          <w:i/>
+          <w:color w:val="555555"/>
+          <w:sz w:val="22"/>
+        </w:rPr>
+        <w:t xml:space="preserve">Each of the three is answered, so the patient knows it registered.</w:t>
+      </w:r>
+    </w:p>
+    <w:tbl>
+      <w:tblPr>
+        <w:tblW w:type="auto" w:w="0"/>
+        <w:tblLayout w:type="autofit"/>
+        <w:tblLook w:firstColumn="1" w:firstRow="1" w:lastColumn="0" w:lastRow="0" w:noHBand="0" w:noVBand="1" w:val="04A0"/>
+        <w:tblBorders>
+          <w:top w:val="single" w:sz="4" w:color="D9D9D9"/>
+          <w:left w:val="single" w:sz="4" w:color="D9D9D9"/>
+          <w:bottom w:val="single" w:sz="4" w:color="D9D9D9"/>
+          <w:right w:val="single" w:sz="4" w:color="D9D9D9"/>
+          <w:insideH w:val="single" w:sz="4" w:color="D9D9D9"/>
+          <w:insideV w:val="single" w:sz="4" w:color="D9D9D9"/>
+        </w:tblBorders>
+      </w:tblPr>
+      <w:tblGrid>
+        <w:gridCol w:w="9648"/>
+      </w:tblGrid>
+      <w:tr>
+        <w:tc>
+          <w:tcPr>
+            <w:tcW w:type="dxa" w:w="9648"/>
+            <w:shd w:val="clear" w:color="auto" w:fill="E7F6E7"/>
+          </w:tcPr>
+          <w:p>
+            <w:pPr>
+              <w:spacing w:after="40"/>
+            </w:pPr>
+            <w:r>
+              <w:rPr>
+                <w:b/>
+                <w:color w:val="707070"/>
+                <w:sz w:val="14"/>
+              </w:rPr>
+              <w:t xml:space="preserve">PATIENT → CLINIC</w:t>
+            </w:r>
+          </w:p>
+          <w:p>
+            <w:pPr>
+              <w:spacing w:after="0" w:before="0"/>
+            </w:pPr>
+            <w:r>
+              <w:rPr>
+                <w:sz w:val="19"/>
+              </w:rPr>
+              <w:t xml:space="preserve">Yes</w:t>
+            </w:r>
+          </w:p>
+        </w:tc>
+      </w:tr>
+    </w:tbl>
+    <w:p>
+      <w:pPr>
+        <w:spacing w:after="40"/>
+      </w:pPr>
+    </w:p>
+    <w:tbl>
+      <w:tblPr>
+        <w:tblW w:type="auto" w:w="0"/>
+        <w:tblLayout w:type="autofit"/>
+        <w:tblLook w:firstColumn="1" w:firstRow="1" w:lastColumn="0" w:lastRow="0" w:noHBand="0" w:noVBand="1" w:val="04A0"/>
+        <w:tblBorders>
+          <w:top w:val="single" w:sz="4" w:color="D9D9D9"/>
+          <w:left w:val="single" w:sz="4" w:color="D9D9D9"/>
+          <w:bottom w:val="single" w:sz="4" w:color="D9D9D9"/>
+          <w:right w:val="single" w:sz="4" w:color="D9D9D9"/>
+          <w:insideH w:val="single" w:sz="4" w:color="D9D9D9"/>
+          <w:insideV w:val="single" w:sz="4" w:color="D9D9D9"/>
+        </w:tblBorders>
+      </w:tblPr>
+      <w:tblGrid>
+        <w:gridCol w:w="9648"/>
+      </w:tblGrid>
+      <w:tr>
+        <w:tc>
+          <w:tcPr>
+            <w:tcW w:type="dxa" w:w="9648"/>
+            <w:shd w:val="clear" w:color="auto" w:fill="F2F2F2"/>
+          </w:tcPr>
+          <w:p>
+            <w:pPr>
+              <w:spacing w:after="40"/>
+            </w:pPr>
+            <w:r>
+              <w:rPr>
+                <w:b/>
+                <w:color w:val="707070"/>
+                <w:sz w:val="14"/>
+              </w:rPr>
+              <w:t xml:space="preserve">CLINIC → PATIENT</w:t>
+            </w:r>
+          </w:p>
+          <w:p>
+            <w:pPr>
+              <w:spacing w:after="0" w:before="0"/>
+            </w:pPr>
+            <w:r>
+              <w:rPr>
+                <w:sz w:val="19"/>
+              </w:rPr>
+              <w:t xml:space="preserve">✅ Thank you for confirming! We'll see you at your appointment. 😊</w:t>
+            </w:r>
+          </w:p>
+          <w:p>
+            <w:pPr>
+              <w:spacing w:after="0" w:before="0"/>
+            </w:pPr>
+            <w:r>
+              <w:rPr>
+                <w:sz w:val="19"/>
+              </w:rPr>
+            </w:r>
+          </w:p>
+          <w:p>
+            <w:pPr>
+              <w:spacing w:after="0" w:before="0"/>
+            </w:pPr>
+            <w:r>
+              <w:rPr>
+                <w:sz w:val="19"/>
+              </w:rPr>
+              <w:t xml:space="preserve">If plans change, reply *Reschedule* or *Cancel Appointment*.</w:t>
+            </w:r>
+          </w:p>
+        </w:tc>
+      </w:tr>
+    </w:tbl>
+    <w:p>
+      <w:pPr>
+        <w:spacing w:after="40"/>
+      </w:pPr>
+    </w:p>
+    <w:p>
+      <w:r>
+        <w:rPr>
+          <w:i/>
+          <w:color w:val="555555"/>
+          <w:sz w:val="22"/>
+        </w:rPr>
+        <w:t xml:space="preserve">A negative answer — "No", "Can't make it" — cancels nothing by itself. It hands back the two words that do:</w:t>
+      </w:r>
+    </w:p>
+    <w:tbl>
+      <w:tblPr>
+        <w:tblW w:type="auto" w:w="0"/>
+        <w:tblLayout w:type="autofit"/>
+        <w:tblLook w:firstColumn="1" w:firstRow="1" w:lastColumn="0" w:lastRow="0" w:noHBand="0" w:noVBand="1" w:val="04A0"/>
+        <w:tblBorders>
+          <w:top w:val="single" w:sz="4" w:color="D9D9D9"/>
+          <w:left w:val="single" w:sz="4" w:color="D9D9D9"/>
+          <w:bottom w:val="single" w:sz="4" w:color="D9D9D9"/>
+          <w:right w:val="single" w:sz="4" w:color="D9D9D9"/>
+          <w:insideH w:val="single" w:sz="4" w:color="D9D9D9"/>
+          <w:insideV w:val="single" w:sz="4" w:color="D9D9D9"/>
+        </w:tblBorders>
+      </w:tblPr>
+      <w:tblGrid>
+        <w:gridCol w:w="9648"/>
+      </w:tblGrid>
+      <w:tr>
+        <w:tc>
+          <w:tcPr>
+            <w:tcW w:type="dxa" w:w="9648"/>
+            <w:shd w:val="clear" w:color="auto" w:fill="F2F2F2"/>
+          </w:tcPr>
+          <w:p>
+            <w:pPr>
+              <w:spacing w:after="40"/>
+            </w:pPr>
+            <w:r>
+              <w:rPr>
+                <w:b/>
+                <w:color w:val="707070"/>
+                <w:sz w:val="14"/>
+              </w:rPr>
+              <w:t xml:space="preserve">CLINIC → PATIENT</w:t>
+            </w:r>
+          </w:p>
+          <w:p>
+            <w:pPr>
+              <w:spacing w:after="0" w:before="0"/>
+            </w:pPr>
+            <w:r>
+              <w:rPr>
+                <w:sz w:val="19"/>
+              </w:rPr>
+              <w:t xml:space="preserve">Got it! Reply *Cancel Appointment* to cancel your booking, or *Reschedule* to pick a new time. 🙏</w:t>
+            </w:r>
+          </w:p>
+          <w:p>
+            <w:pPr>
+              <w:spacing w:after="0" w:before="0"/>
+            </w:pPr>
+            <w:r>
+              <w:rPr>
+                <w:sz w:val="19"/>
+              </w:rPr>
+            </w:r>
+          </w:p>
+          <w:p>
+            <w:pPr>
+              <w:spacing w:after="0" w:before="0"/>
+            </w:pPr>
+            <w:r>
+              <w:rPr>
+                <w:sz w:val="19"/>
+              </w:rPr>
+              <w:t xml:space="preserve">Reply *Menu* for the main menu.</w:t>
+            </w:r>
+          </w:p>
+        </w:tc>
+      </w:tr>
+    </w:tbl>
+    <w:p>
+      <w:pPr>
+        <w:spacing w:after="40"/>
+      </w:pPr>
+    </w:p>
+    <w:tbl>
+      <w:tblPr>
+        <w:tblW w:type="auto" w:w="0"/>
+        <w:tblLook w:firstColumn="1" w:firstRow="1" w:lastColumn="0" w:lastRow="0" w:noHBand="0" w:noVBand="1" w:val="04A0"/>
+        <w:tblBorders>
+          <w:top w:val="single" w:sz="4" w:color="D9D9D9"/>
+          <w:left w:val="single" w:sz="4" w:color="D9D9D9"/>
+          <w:bottom w:val="single" w:sz="4" w:color="D9D9D9"/>
+          <w:right w:val="single" w:sz="4" w:color="D9D9D9"/>
+          <w:insideH w:val="single" w:sz="4" w:color="D9D9D9"/>
+          <w:insideV w:val="single" w:sz="4" w:color="D9D9D9"/>
+        </w:tblBorders>
+      </w:tblPr>
+      <w:tblGrid>
+        <w:gridCol w:w="9648"/>
+      </w:tblGrid>
+      <w:tr>
+        <w:tc>
+          <w:tcPr>
+            <w:tcW w:type="dxa" w:w="9648"/>
+            <w:shd w:val="clear" w:color="auto" w:fill="FFF4E5"/>
+          </w:tcPr>
+          <w:p>
+            <w:r>
+              <w:rPr>
+                <w:b/>
+                <w:sz w:val="18"/>
+              </w:rPr>
+              <w:t xml:space="preserve">Note — </w:t>
+            </w:r>
+            <w:r>
+              <w:rPr>
+                <w:sz w:val="18"/>
+              </w:rPr>
+              <w:br/>
+              <w:br/>
+              <w:t xml:space="preserve">A bare yes or no is read as an answer to the reminder only when the patient is not in the middle of something else, and only while the clinic that asked is still waiting for one. On a number shared by every clinic, the same "yes" would otherwise be read by whichever practice the patient last spoke to.</w:t>
+            </w:r>
+          </w:p>
+        </w:tc>
+      </w:tr>
+    </w:tbl>
+    <w:p>
+      <w:pPr>
+        <w:spacing w:after="40"/>
+      </w:pPr>
+    </w:p>
+    <w:tbl>
+      <w:tblPr>
+        <w:tblW w:type="auto" w:w="0"/>
+        <w:tblLook w:firstColumn="1" w:firstRow="1" w:lastColumn="0" w:lastRow="0" w:noHBand="0" w:noVBand="1" w:val="04A0"/>
+        <w:tblBorders>
+          <w:top w:val="single" w:sz="4" w:color="D9D9D9"/>
+          <w:left w:val="single" w:sz="4" w:color="D9D9D9"/>
+          <w:bottom w:val="single" w:sz="4" w:color="D9D9D9"/>
+          <w:right w:val="single" w:sz="4" w:color="D9D9D9"/>
+          <w:insideH w:val="single" w:sz="4" w:color="D9D9D9"/>
+          <w:insideV w:val="single" w:sz="4" w:color="D9D9D9"/>
+        </w:tblBorders>
+      </w:tblPr>
+      <w:tblGrid>
+        <w:gridCol w:w="9648"/>
+      </w:tblGrid>
+      <w:tr>
+        <w:tc>
+          <w:tcPr>
+            <w:tcW w:type="dxa" w:w="9648"/>
+            <w:shd w:val="clear" w:color="auto" w:fill="FFF4E5"/>
+          </w:tcPr>
+          <w:p>
+            <w:r>
+              <w:rPr>
+                <w:b/>
+                <w:sz w:val="18"/>
+              </w:rPr>
+              <w:t xml:space="preserve">Note — </w:t>
+            </w:r>
+            <w:r>
+              <w:rPr>
+                <w:sz w:val="18"/>
+              </w:rPr>
+              <w:br/>
+              <w:br/>
+              <w:t xml:space="preserve">The reminder goes out the day BEFORE, so an appointment booked for later the same day gets none — the booking confirmation is the only message it produces. Worth knowing at the desk when a walk-in is booked for the afternoon.</w:t>
             </w:r>
           </w:p>
         </w:tc>
@@ -6334,6 +7120,403 @@
         <w:t>Ignore it — nothing is chased.</w:t>
       </w:r>
     </w:p>
+    <w:p>
+      <w:r>
+        <w:rPr>
+          <w:i/>
+          <w:color w:val="555555"/>
+          <w:sz w:val="22"/>
+        </w:rPr>
+        <w:t xml:space="preserve">A rating is not the end of the exchange. It opens one:</w:t>
+      </w:r>
+    </w:p>
+    <w:tbl>
+      <w:tblPr>
+        <w:tblW w:type="auto" w:w="0"/>
+        <w:tblLayout w:type="autofit"/>
+        <w:tblLook w:firstColumn="1" w:firstRow="1" w:lastColumn="0" w:lastRow="0" w:noHBand="0" w:noVBand="1" w:val="04A0"/>
+        <w:tblBorders>
+          <w:top w:val="single" w:sz="4" w:color="D9D9D9"/>
+          <w:left w:val="single" w:sz="4" w:color="D9D9D9"/>
+          <w:bottom w:val="single" w:sz="4" w:color="D9D9D9"/>
+          <w:right w:val="single" w:sz="4" w:color="D9D9D9"/>
+          <w:insideH w:val="single" w:sz="4" w:color="D9D9D9"/>
+          <w:insideV w:val="single" w:sz="4" w:color="D9D9D9"/>
+        </w:tblBorders>
+      </w:tblPr>
+      <w:tblGrid>
+        <w:gridCol w:w="9648"/>
+      </w:tblGrid>
+      <w:tr>
+        <w:tc>
+          <w:tcPr>
+            <w:tcW w:type="dxa" w:w="9648"/>
+            <w:shd w:val="clear" w:color="auto" w:fill="E7F6E7"/>
+          </w:tcPr>
+          <w:p>
+            <w:pPr>
+              <w:spacing w:after="40"/>
+            </w:pPr>
+            <w:r>
+              <w:rPr>
+                <w:b/>
+                <w:color w:val="707070"/>
+                <w:sz w:val="14"/>
+              </w:rPr>
+              <w:t xml:space="preserve">PATIENT → CLINIC</w:t>
+            </w:r>
+          </w:p>
+          <w:p>
+            <w:pPr>
+              <w:spacing w:after="0" w:before="0"/>
+            </w:pPr>
+            <w:r>
+              <w:rPr>
+                <w:sz w:val="19"/>
+              </w:rPr>
+              <w:t xml:space="preserve">4</w:t>
+            </w:r>
+          </w:p>
+        </w:tc>
+      </w:tr>
+    </w:tbl>
+    <w:p>
+      <w:pPr>
+        <w:spacing w:after="40"/>
+      </w:pPr>
+    </w:p>
+    <w:tbl>
+      <w:tblPr>
+        <w:tblW w:type="auto" w:w="0"/>
+        <w:tblLayout w:type="autofit"/>
+        <w:tblLook w:firstColumn="1" w:firstRow="1" w:lastColumn="0" w:lastRow="0" w:noHBand="0" w:noVBand="1" w:val="04A0"/>
+        <w:tblBorders>
+          <w:top w:val="single" w:sz="4" w:color="D9D9D9"/>
+          <w:left w:val="single" w:sz="4" w:color="D9D9D9"/>
+          <w:bottom w:val="single" w:sz="4" w:color="D9D9D9"/>
+          <w:right w:val="single" w:sz="4" w:color="D9D9D9"/>
+          <w:insideH w:val="single" w:sz="4" w:color="D9D9D9"/>
+          <w:insideV w:val="single" w:sz="4" w:color="D9D9D9"/>
+        </w:tblBorders>
+      </w:tblPr>
+      <w:tblGrid>
+        <w:gridCol w:w="9648"/>
+      </w:tblGrid>
+      <w:tr>
+        <w:tc>
+          <w:tcPr>
+            <w:tcW w:type="dxa" w:w="9648"/>
+            <w:shd w:val="clear" w:color="auto" w:fill="F2F2F2"/>
+          </w:tcPr>
+          <w:p>
+            <w:pPr>
+              <w:spacing w:after="40"/>
+            </w:pPr>
+            <w:r>
+              <w:rPr>
+                <w:b/>
+                <w:color w:val="707070"/>
+                <w:sz w:val="14"/>
+              </w:rPr>
+              <w:t xml:space="preserve">CLINIC → PATIENT</w:t>
+            </w:r>
+          </w:p>
+          <w:p>
+            <w:pPr>
+              <w:spacing w:after="0" w:before="0"/>
+            </w:pPr>
+            <w:r>
+              <w:rPr>
+                <w:sz w:val="19"/>
+              </w:rPr>
+              <w:t xml:space="preserve">Thank you — *4/5, great to hear!*</w:t>
+            </w:r>
+          </w:p>
+          <w:p>
+            <w:pPr>
+              <w:spacing w:after="0" w:before="0"/>
+            </w:pPr>
+            <w:r>
+              <w:rPr>
+                <w:sz w:val="19"/>
+              </w:rPr>
+            </w:r>
+          </w:p>
+          <w:p>
+            <w:pPr>
+              <w:spacing w:after="0" w:before="0"/>
+            </w:pPr>
+            <w:r>
+              <w:rPr>
+                <w:sz w:val="19"/>
+              </w:rPr>
+              <w:t xml:space="preserve">Anything you would like to add? Type it here, or reply *Skip* to finish.</w:t>
+            </w:r>
+          </w:p>
+        </w:tc>
+      </w:tr>
+    </w:tbl>
+    <w:p>
+      <w:pPr>
+        <w:spacing w:after="40"/>
+      </w:pPr>
+    </w:p>
+    <w:tbl>
+      <w:tblPr>
+        <w:tblW w:type="auto" w:w="0"/>
+        <w:tblLayout w:type="autofit"/>
+        <w:tblLook w:firstColumn="1" w:firstRow="1" w:lastColumn="0" w:lastRow="0" w:noHBand="0" w:noVBand="1" w:val="04A0"/>
+        <w:tblBorders>
+          <w:top w:val="single" w:sz="4" w:color="D9D9D9"/>
+          <w:left w:val="single" w:sz="4" w:color="D9D9D9"/>
+          <w:bottom w:val="single" w:sz="4" w:color="D9D9D9"/>
+          <w:right w:val="single" w:sz="4" w:color="D9D9D9"/>
+          <w:insideH w:val="single" w:sz="4" w:color="D9D9D9"/>
+          <w:insideV w:val="single" w:sz="4" w:color="D9D9D9"/>
+        </w:tblBorders>
+      </w:tblPr>
+      <w:tblGrid>
+        <w:gridCol w:w="9648"/>
+      </w:tblGrid>
+      <w:tr>
+        <w:tc>
+          <w:tcPr>
+            <w:tcW w:type="dxa" w:w="9648"/>
+            <w:shd w:val="clear" w:color="auto" w:fill="E7F6E7"/>
+          </w:tcPr>
+          <w:p>
+            <w:pPr>
+              <w:spacing w:after="40"/>
+            </w:pPr>
+            <w:r>
+              <w:rPr>
+                <w:b/>
+                <w:color w:val="707070"/>
+                <w:sz w:val="14"/>
+              </w:rPr>
+              <w:t xml:space="preserve">PATIENT → CLINIC</w:t>
+            </w:r>
+          </w:p>
+          <w:p>
+            <w:pPr>
+              <w:spacing w:after="0" w:before="0"/>
+            </w:pPr>
+            <w:r>
+              <w:rPr>
+                <w:sz w:val="19"/>
+              </w:rPr>
+              <w:t xml:space="preserve">The receptionist fitted me in early, thank you</w:t>
+            </w:r>
+          </w:p>
+        </w:tc>
+      </w:tr>
+    </w:tbl>
+    <w:p>
+      <w:pPr>
+        <w:spacing w:after="40"/>
+      </w:pPr>
+    </w:p>
+    <w:tbl>
+      <w:tblPr>
+        <w:tblW w:type="auto" w:w="0"/>
+        <w:tblLayout w:type="autofit"/>
+        <w:tblLook w:firstColumn="1" w:firstRow="1" w:lastColumn="0" w:lastRow="0" w:noHBand="0" w:noVBand="1" w:val="04A0"/>
+        <w:tblBorders>
+          <w:top w:val="single" w:sz="4" w:color="D9D9D9"/>
+          <w:left w:val="single" w:sz="4" w:color="D9D9D9"/>
+          <w:bottom w:val="single" w:sz="4" w:color="D9D9D9"/>
+          <w:right w:val="single" w:sz="4" w:color="D9D9D9"/>
+          <w:insideH w:val="single" w:sz="4" w:color="D9D9D9"/>
+          <w:insideV w:val="single" w:sz="4" w:color="D9D9D9"/>
+        </w:tblBorders>
+      </w:tblPr>
+      <w:tblGrid>
+        <w:gridCol w:w="9648"/>
+      </w:tblGrid>
+      <w:tr>
+        <w:tc>
+          <w:tcPr>
+            <w:tcW w:type="dxa" w:w="9648"/>
+            <w:shd w:val="clear" w:color="auto" w:fill="F2F2F2"/>
+          </w:tcPr>
+          <w:p>
+            <w:pPr>
+              <w:spacing w:after="40"/>
+            </w:pPr>
+            <w:r>
+              <w:rPr>
+                <w:b/>
+                <w:color w:val="707070"/>
+                <w:sz w:val="14"/>
+              </w:rPr>
+              <w:t xml:space="preserve">CLINIC → PATIENT</w:t>
+            </w:r>
+          </w:p>
+          <w:p>
+            <w:pPr>
+              <w:spacing w:after="0" w:before="0"/>
+            </w:pPr>
+            <w:r>
+              <w:rPr>
+                <w:sz w:val="19"/>
+              </w:rPr>
+              <w:t xml:space="preserve">Thank you — that is genuinely useful, and the clinic reads every one.</w:t>
+            </w:r>
+          </w:p>
+          <w:p>
+            <w:pPr>
+              <w:spacing w:after="0" w:before="0"/>
+            </w:pPr>
+            <w:r>
+              <w:rPr>
+                <w:sz w:val="19"/>
+              </w:rPr>
+            </w:r>
+          </w:p>
+          <w:p>
+            <w:pPr>
+              <w:spacing w:after="0" w:before="0"/>
+            </w:pPr>
+            <w:r>
+              <w:rPr>
+                <w:sz w:val="19"/>
+              </w:rPr>
+              <w:t xml:space="preserve">Reply *Menu* for anything else.</w:t>
+            </w:r>
+          </w:p>
+        </w:tc>
+      </w:tr>
+    </w:tbl>
+    <w:p>
+      <w:pPr>
+        <w:spacing w:after="40"/>
+      </w:pPr>
+    </w:p>
+    <w:p>
+      <w:r>
+        <w:rPr>
+          <w:i/>
+          <w:color w:val="555555"/>
+          <w:sz w:val="22"/>
+        </w:rPr>
+        <w:t xml:space="preserve">If the reply is not a number, the bot asks once more and offers three taps rather than repeating the same sentence:</w:t>
+      </w:r>
+    </w:p>
+    <w:tbl>
+      <w:tblPr>
+        <w:tblW w:type="auto" w:w="0"/>
+        <w:tblLayout w:type="autofit"/>
+        <w:tblLook w:firstColumn="1" w:firstRow="1" w:lastColumn="0" w:lastRow="0" w:noHBand="0" w:noVBand="1" w:val="04A0"/>
+        <w:tblBorders>
+          <w:top w:val="single" w:sz="4" w:color="D9D9D9"/>
+          <w:left w:val="single" w:sz="4" w:color="D9D9D9"/>
+          <w:bottom w:val="single" w:sz="4" w:color="D9D9D9"/>
+          <w:right w:val="single" w:sz="4" w:color="D9D9D9"/>
+          <w:insideH w:val="single" w:sz="4" w:color="D9D9D9"/>
+          <w:insideV w:val="single" w:sz="4" w:color="D9D9D9"/>
+        </w:tblBorders>
+      </w:tblPr>
+      <w:tblGrid>
+        <w:gridCol w:w="9648"/>
+      </w:tblGrid>
+      <w:tr>
+        <w:tc>
+          <w:tcPr>
+            <w:tcW w:type="dxa" w:w="9648"/>
+            <w:shd w:val="clear" w:color="auto" w:fill="F2F2F2"/>
+          </w:tcPr>
+          <w:p>
+            <w:pPr>
+              <w:spacing w:after="40"/>
+            </w:pPr>
+            <w:r>
+              <w:rPr>
+                <w:b/>
+                <w:color w:val="707070"/>
+                <w:sz w:val="14"/>
+              </w:rPr>
+              <w:t xml:space="preserve">CLINIC → PATIENT</w:t>
+            </w:r>
+          </w:p>
+          <w:p>
+            <w:pPr>
+              <w:spacing w:after="0" w:before="0"/>
+            </w:pPr>
+            <w:r>
+              <w:rPr>
+                <w:sz w:val="19"/>
+              </w:rPr>
+              <w:t xml:space="preserve">Please reply with a number from *1* to *5* — 1 is poor, 5 is excellent.</w:t>
+            </w:r>
+          </w:p>
+          <w:p>
+            <w:pPr>
+              <w:spacing w:before="100" w:after="0"/>
+            </w:pPr>
+            <w:r>
+              <w:rPr>
+                <w:b/>
+                <w:color w:val="0B5794"/>
+                <w:sz w:val="18"/>
+              </w:rPr>
+              <w:t xml:space="preserve">[ ⭐ 1 — Poor ]  [ ⭐⭐⭐ 3 — Okay ]  [ ⭐⭐⭐⭐⭐ 5 — Great ]</w:t>
+            </w:r>
+          </w:p>
+        </w:tc>
+      </w:tr>
+    </w:tbl>
+    <w:p>
+      <w:pPr>
+        <w:spacing w:after="40"/>
+      </w:pPr>
+    </w:p>
+    <w:tbl>
+      <w:tblPr>
+        <w:tblW w:type="auto" w:w="0"/>
+        <w:tblLook w:firstColumn="1" w:firstRow="1" w:lastColumn="0" w:lastRow="0" w:noHBand="0" w:noVBand="1" w:val="04A0"/>
+        <w:tblBorders>
+          <w:top w:val="single" w:sz="4" w:color="D9D9D9"/>
+          <w:left w:val="single" w:sz="4" w:color="D9D9D9"/>
+          <w:bottom w:val="single" w:sz="4" w:color="D9D9D9"/>
+          <w:right w:val="single" w:sz="4" w:color="D9D9D9"/>
+          <w:insideH w:val="single" w:sz="4" w:color="D9D9D9"/>
+          <w:insideV w:val="single" w:sz="4" w:color="D9D9D9"/>
+        </w:tblBorders>
+      </w:tblPr>
+      <w:tblGrid>
+        <w:gridCol w:w="9648"/>
+      </w:tblGrid>
+      <w:tr>
+        <w:tc>
+          <w:tcPr>
+            <w:tcW w:type="dxa" w:w="9648"/>
+            <w:shd w:val="clear" w:color="auto" w:fill="FFF4E5"/>
+          </w:tcPr>
+          <w:p>
+            <w:r>
+              <w:rPr>
+                <w:b/>
+                <w:sz w:val="18"/>
+              </w:rPr>
+              <w:t xml:space="preserve">Note — </w:t>
+            </w:r>
+            <w:r>
+              <w:rPr>
+                <w:sz w:val="18"/>
+              </w:rPr>
+              <w:br/>
+              <w:br/>
+              <w:t xml:space="preserve">Only a whole message that is a number counts as a rating. "3rd visit, staff were lovely" is kept as a comment rather than filed as a three, and a tap on a button from some older message is never read as a rating either. A visit already rated is answered "You have already left feedback for that visit — thank you."</w:t>
+            </w:r>
+          </w:p>
+        </w:tc>
+      </w:tr>
+    </w:tbl>
+    <w:p>
+      <w:pPr>
+        <w:spacing w:after="40"/>
+      </w:pPr>
+    </w:p>
     <w:tbl>
       <w:tblPr>
         <w:tblW w:type="auto" w:w="0"/>
@@ -6441,7 +7624,7 @@
               <w:rPr>
                 <w:sz w:val="19"/>
               </w:rPr>
-              <w:t>Hi Anita, you weren't able to make your appointment with Dr. Kavitha Reddy at Smile Dental Clinic yesterday — that's alright, it happens.</w:t>
+              <w:t>Hi Anita, you weren't able to make your appointment with Dr. Kavitha Reddy at Smile Dental Clinic on Tue, 18 Aug — that's alright, it happens.</w:t>
             </w:r>
           </w:p>
           <w:p>
@@ -6498,6 +7681,53 @@
       <w:r>
         <w:br w:type="page"/>
       </w:r>
+    </w:p>
+    <w:tbl>
+      <w:tblPr>
+        <w:tblW w:type="auto" w:w="0"/>
+        <w:tblLook w:firstColumn="1" w:firstRow="1" w:lastColumn="0" w:lastRow="0" w:noHBand="0" w:noVBand="1" w:val="04A0"/>
+        <w:tblBorders>
+          <w:top w:val="single" w:sz="4" w:color="D9D9D9"/>
+          <w:left w:val="single" w:sz="4" w:color="D9D9D9"/>
+          <w:bottom w:val="single" w:sz="4" w:color="D9D9D9"/>
+          <w:right w:val="single" w:sz="4" w:color="D9D9D9"/>
+          <w:insideH w:val="single" w:sz="4" w:color="D9D9D9"/>
+          <w:insideV w:val="single" w:sz="4" w:color="D9D9D9"/>
+        </w:tblBorders>
+      </w:tblPr>
+      <w:tblGrid>
+        <w:gridCol w:w="9648"/>
+      </w:tblGrid>
+      <w:tr>
+        <w:tc>
+          <w:tcPr>
+            <w:tcW w:type="dxa" w:w="9648"/>
+            <w:shd w:val="clear" w:color="auto" w:fill="FFF4E5"/>
+          </w:tcPr>
+          <w:p>
+            <w:r>
+              <w:rPr>
+                <w:b/>
+                <w:sz w:val="18"/>
+              </w:rPr>
+              <w:t xml:space="preserve">Note — </w:t>
+            </w:r>
+            <w:r>
+              <w:rPr>
+                <w:sz w:val="18"/>
+              </w:rPr>
+              <w:br/>
+              <w:br/>
+              <w:t xml:space="preserve">The message names the DATE of the missed visit rather than saying "yesterday". A clinic that reconciles the week on Monday marks Tuesday to Friday all at once, and "yesterday" would be wrong for three of them. Like the rating, it is sent at most once a month per patient and draws on the same message budget.</w:t>
+            </w:r>
+          </w:p>
+        </w:tc>
+      </w:tr>
+    </w:tbl>
+    <w:p>
+      <w:pPr>
+        <w:spacing w:after="40"/>
+      </w:pPr>
     </w:p>
     <w:p>
       <w:pPr>
@@ -6888,7 +8118,7 @@
               <w:rPr>
                 <w:sz w:val="18"/>
               </w:rPr>
-              <w:t>Orthodontic courses run on their own cadence: ONE nudge, 30 days after the last sitting, instead of the ordinary three-day quiet period and three-nudge cap. Chasing a braces patient weekly for an adjustment that is not due for a month is a fast way to get the shared number blocked.</w:t>
+              <w:t>Orthodontic courses run on their own cadence: ONE nudge, 30 days after the last sitting, instead of the ordinary three-day quiet period and three-nudge cap. That is one nudge per MISSED ADJUSTMENT, not one for the whole course — attending a sitting starts the count again, which is what keeps a two-year case being reminded in its second year. Chasing a braces patient weekly for an adjustment that is not due for a month is a fast way to get the shared number blocked.</w:t>
             </w:r>
           </w:p>
         </w:tc>
@@ -8568,10 +9798,198 @@
     </w:p>
     <w:p>
       <w:pPr>
+        <w:pStyle w:val="Heading2"/>
+      </w:pPr>
+      <w:r>
+        <w:t xml:space="preserve">A photo, a voice note or a sticker</w:t>
+      </w:r>
+    </w:p>
+    <w:p>
+      <w:r>
+        <w:rPr>
+          <w:i/>
+          <w:color w:val="555555"/>
+          <w:sz w:val="22"/>
+        </w:rPr>
+        <w:t xml:space="preserve">Patients photograph the tooth, or record a voice note instead of typing. The bot does not guess at either:</w:t>
+      </w:r>
+    </w:p>
+    <w:tbl>
+      <w:tblPr>
+        <w:tblW w:type="auto" w:w="0"/>
+        <w:tblLayout w:type="autofit"/>
+        <w:tblLook w:firstColumn="1" w:firstRow="1" w:lastColumn="0" w:lastRow="0" w:noHBand="0" w:noVBand="1" w:val="04A0"/>
+        <w:tblBorders>
+          <w:top w:val="single" w:sz="4" w:color="D9D9D9"/>
+          <w:left w:val="single" w:sz="4" w:color="D9D9D9"/>
+          <w:bottom w:val="single" w:sz="4" w:color="D9D9D9"/>
+          <w:right w:val="single" w:sz="4" w:color="D9D9D9"/>
+          <w:insideH w:val="single" w:sz="4" w:color="D9D9D9"/>
+          <w:insideV w:val="single" w:sz="4" w:color="D9D9D9"/>
+        </w:tblBorders>
+      </w:tblPr>
+      <w:tblGrid>
+        <w:gridCol w:w="9648"/>
+      </w:tblGrid>
+      <w:tr>
+        <w:tc>
+          <w:tcPr>
+            <w:tcW w:type="dxa" w:w="9648"/>
+            <w:shd w:val="clear" w:color="auto" w:fill="F2F2F2"/>
+          </w:tcPr>
+          <w:p>
+            <w:pPr>
+              <w:spacing w:after="40"/>
+            </w:pPr>
+            <w:r>
+              <w:rPr>
+                <w:b/>
+                <w:color w:val="707070"/>
+                <w:sz w:val="14"/>
+              </w:rPr>
+              <w:t xml:space="preserve">CLINIC → PATIENT</w:t>
+            </w:r>
+          </w:p>
+          <w:p>
+            <w:pPr>
+              <w:spacing w:after="0" w:before="0"/>
+            </w:pPr>
+            <w:r>
+              <w:rPr>
+                <w:sz w:val="19"/>
+              </w:rPr>
+              <w:t xml:space="preserve">I can only read typed messages, I am afraid.</w:t>
+            </w:r>
+          </w:p>
+          <w:p>
+            <w:pPr>
+              <w:spacing w:after="0" w:before="0"/>
+            </w:pPr>
+            <w:r>
+              <w:rPr>
+                <w:sz w:val="19"/>
+              </w:rPr>
+            </w:r>
+          </w:p>
+          <w:p>
+            <w:pPr>
+              <w:spacing w:after="0" w:before="0"/>
+            </w:pPr>
+            <w:r>
+              <w:rPr>
+                <w:sz w:val="19"/>
+              </w:rPr>
+              <w:t xml:space="preserve">Please type *Menu* to get started.</w:t>
+            </w:r>
+          </w:p>
+        </w:tc>
+      </w:tr>
+    </w:tbl>
+    <w:p>
+      <w:pPr>
+        <w:spacing w:after="40"/>
+      </w:pPr>
+    </w:p>
+    <w:tbl>
+      <w:tblPr>
+        <w:tblW w:type="auto" w:w="0"/>
+        <w:tblLook w:firstColumn="1" w:firstRow="1" w:lastColumn="0" w:lastRow="0" w:noHBand="0" w:noVBand="1" w:val="04A0"/>
+        <w:tblBorders>
+          <w:top w:val="single" w:sz="4" w:color="D9D9D9"/>
+          <w:left w:val="single" w:sz="4" w:color="D9D9D9"/>
+          <w:bottom w:val="single" w:sz="4" w:color="D9D9D9"/>
+          <w:right w:val="single" w:sz="4" w:color="D9D9D9"/>
+          <w:insideH w:val="single" w:sz="4" w:color="D9D9D9"/>
+          <w:insideV w:val="single" w:sz="4" w:color="D9D9D9"/>
+        </w:tblBorders>
+      </w:tblPr>
+      <w:tblGrid>
+        <w:gridCol w:w="9648"/>
+      </w:tblGrid>
+      <w:tr>
+        <w:tc>
+          <w:tcPr>
+            <w:tcW w:type="dxa" w:w="9648"/>
+            <w:shd w:val="clear" w:color="auto" w:fill="FFF4E5"/>
+          </w:tcPr>
+          <w:p>
+            <w:r>
+              <w:rPr>
+                <w:b/>
+                <w:sz w:val="18"/>
+              </w:rPr>
+              <w:t xml:space="preserve">Note — </w:t>
+            </w:r>
+            <w:r>
+              <w:rPr>
+                <w:sz w:val="18"/>
+              </w:rPr>
+              <w:br/>
+              <w:br/>
+              <w:t xml:space="preserve">The message still lands in the clinic's chat history, recorded as an image or a voice note with no text, so the desk can see that something arrived. The file itself is not fetched.</w:t>
+            </w:r>
+          </w:p>
+        </w:tc>
+      </w:tr>
+    </w:tbl>
+    <w:p>
+      <w:pPr>
+        <w:spacing w:after="40"/>
+      </w:pPr>
+    </w:p>
+    <w:tbl>
+      <w:tblPr>
+        <w:tblW w:type="auto" w:w="0"/>
+        <w:tblLook w:firstColumn="1" w:firstRow="1" w:lastColumn="0" w:lastRow="0" w:noHBand="0" w:noVBand="1" w:val="04A0"/>
+        <w:tblBorders>
+          <w:top w:val="single" w:sz="4" w:color="D9D9D9"/>
+          <w:left w:val="single" w:sz="4" w:color="D9D9D9"/>
+          <w:bottom w:val="single" w:sz="4" w:color="D9D9D9"/>
+          <w:right w:val="single" w:sz="4" w:color="D9D9D9"/>
+          <w:insideH w:val="single" w:sz="4" w:color="D9D9D9"/>
+          <w:insideV w:val="single" w:sz="4" w:color="D9D9D9"/>
+        </w:tblBorders>
+      </w:tblPr>
+      <w:tblGrid>
+        <w:gridCol w:w="9648"/>
+      </w:tblGrid>
+      <w:tr>
+        <w:tc>
+          <w:tcPr>
+            <w:tcW w:type="dxa" w:w="9648"/>
+            <w:shd w:val="clear" w:color="auto" w:fill="FFF4E5"/>
+          </w:tcPr>
+          <w:p>
+            <w:r>
+              <w:rPr>
+                <w:b/>
+                <w:sz w:val="18"/>
+              </w:rPr>
+              <w:t xml:space="preserve">Note — </w:t>
+            </w:r>
+            <w:r>
+              <w:rPr>
+                <w:sz w:val="18"/>
+              </w:rPr>
+              <w:br/>
+              <w:br/>
+              <w:t xml:space="preserve">Voice transcription is available as a per-clinic option. Switched on, a voice note is transcribed and answered like any typed message; when the recording cannot be made out the patient is told so — "I could not make out that voice note. Please type it instead." — rather than being left without a reply.</w:t>
+            </w:r>
+          </w:p>
+        </w:tc>
+      </w:tr>
+    </w:tbl>
+    <w:p>
+      <w:pPr>
+        <w:spacing w:after="40"/>
+      </w:pPr>
+    </w:p>
+    <w:p>
+      <w:pPr>
         <w:pStyle w:val="Heading1"/>
       </w:pPr>
       <w:r>
-        <w:t>Appendix · Why patients are not flooded</w:t>
+        <w:t>Appendix A · Why patients are not flooded</w:t>
       </w:r>
     </w:p>
     <w:p>
@@ -8592,7 +10010,7 @@
         <w:rPr>
           <w:sz w:val="20"/>
         </w:rPr>
-        <w:t>One message budget per PATIENT, across every scheduled job — six discretionary messages per seven days. Feedback requests, follow-ups, treatment nudges and recalls all draw on it.</w:t>
+        <w:t>One message budget per PATIENT, across every scheduled job — six discretionary messages per seven days by default, and settable per clinic. Feedback requests, missed-visit notes, treatment nudges and recalls all draw on it. A clinic ceiling of ZERO means exactly that: every discretionary message is held back, which is the lever to reach for if a clinic’s messaging has to be stopped in a hurry.</w:t>
       </w:r>
     </w:p>
     <w:p>
@@ -9145,7 +10563,470 @@
         </w:tc>
       </w:tr>
     </w:tbl>
+    <w:p>
+      <w:pPr>
+        <w:pStyle w:val="Heading1"/>
+      </w:pPr>
+      <w:r>
+        <w:t xml:space="preserve">Appendix B · Everything a patient can type</w:t>
+      </w:r>
+    </w:p>
+    <w:p>
+      <w:r>
+        <w:rPr>
+          <w:i/>
+          <w:color w:val="555555"/>
+          <w:sz w:val="22"/>
+        </w:rPr>
+        <w:t xml:space="preserve">Every button and list row can be answered by typing instead — the number of the option, or the word. These are the words the bot acts on. They are case-insensitive.</w:t>
+      </w:r>
+    </w:p>
+    <w:tbl>
+      <w:tblPr>
+        <w:tblStyle w:val="LightGrid-Accent1"/>
+        <w:tblW w:type="auto" w:w="0"/>
+        <w:tblLayout w:type="fixed"/>
+        <w:tblLook w:firstColumn="1" w:firstRow="1" w:lastColumn="0" w:lastRow="0" w:noHBand="0" w:noVBand="1" w:val="04A0"/>
+      </w:tblPr>
+      <w:tblGrid>
+        <w:gridCol w:w="2900"/>
+        <w:gridCol w:w="6748"/>
+      </w:tblGrid>
+      <w:tr>
+        <w:tc>
+          <w:tcPr>
+            <w:tcW w:type="dxa" w:w="2900"/>
+          </w:tcPr>
+          <w:p>
+            <w:r>
+              <w:rPr>
+                <w:b/>
+                <w:sz w:val="19"/>
+              </w:rPr>
+              <w:t>Type this</w:t>
+            </w:r>
+          </w:p>
+        </w:tc>
+        <w:tc>
+          <w:tcPr>
+            <w:tcW w:type="dxa" w:w="6748"/>
+          </w:tcPr>
+          <w:p>
+            <w:r>
+              <w:rPr>
+                <w:b/>
+                <w:sz w:val="19"/>
+              </w:rPr>
+              <w:t>What happens</w:t>
+            </w:r>
+          </w:p>
+        </w:tc>
+      </w:tr>
+      <w:tr>
+        <w:tc>
+          <w:tcPr>
+            <w:tcW w:type="dxa" w:w="2900"/>
+          </w:tcPr>
+          <w:p>
+            <w:r>
+              <w:rPr>
+                <w:sz w:val="19"/>
+              </w:rPr>
+              <w:t>Menu · Hi · Hello</w:t>
+            </w:r>
+          </w:p>
+        </w:tc>
+        <w:tc>
+          <w:tcPr>
+            <w:tcW w:type="dxa" w:w="6748"/>
+          </w:tcPr>
+          <w:p>
+            <w:r>
+              <w:rPr>
+                <w:sz w:val="19"/>
+              </w:rPr>
+              <w:t>Back to this clinic's main menu, from anywhere — including halfway through a booking. Never changes clinic.</w:t>
+            </w:r>
+          </w:p>
+        </w:tc>
+      </w:tr>
+      <w:tr>
+        <w:tc>
+          <w:tcPr>
+            <w:tcW w:type="dxa" w:w="2900"/>
+          </w:tcPr>
+          <w:p>
+            <w:r>
+              <w:rPr>
+                <w:sz w:val="19"/>
+              </w:rPr>
+              <w:t>Book</w:t>
+            </w:r>
+          </w:p>
+        </w:tc>
+        <w:tc>
+          <w:tcPr>
+            <w:tcW w:type="dxa" w:w="6748"/>
+          </w:tcPr>
+          <w:p>
+            <w:r>
+              <w:rPr>
+                <w:sz w:val="19"/>
+              </w:rPr>
+              <w:t>Starts a booking (Stage 3).</w:t>
+            </w:r>
+          </w:p>
+        </w:tc>
+      </w:tr>
+      <w:tr>
+        <w:tc>
+          <w:tcPr>
+            <w:tcW w:type="dxa" w:w="2900"/>
+          </w:tcPr>
+          <w:p>
+            <w:r>
+              <w:rPr>
+                <w:sz w:val="19"/>
+              </w:rPr>
+              <w:t>My · My appointments · Status</w:t>
+            </w:r>
+          </w:p>
+        </w:tc>
+        <w:tc>
+          <w:tcPr>
+            <w:tcW w:type="dxa" w:w="6748"/>
+          </w:tcPr>
+          <w:p>
+            <w:r>
+              <w:rPr>
+                <w:sz w:val="19"/>
+              </w:rPr>
+              <w:t>Lists what is booked, with Reschedule and Cancel against each one. Matched only when the patient types one of these on its own — a sentence such as “I need an appointment” starts a BOOKING instead, and “my tooth hurts” is read as a symptom.</w:t>
+            </w:r>
+          </w:p>
+        </w:tc>
+      </w:tr>
+      <w:tr>
+        <w:tc>
+          <w:tcPr>
+            <w:tcW w:type="dxa" w:w="2900"/>
+          </w:tcPr>
+          <w:p>
+            <w:r>
+              <w:rPr>
+                <w:sz w:val="19"/>
+              </w:rPr>
+              <w:t>Address · Phone · Location · Directions</w:t>
+            </w:r>
+          </w:p>
+        </w:tc>
+        <w:tc>
+          <w:tcPr>
+            <w:tcW w:type="dxa" w:w="6748"/>
+          </w:tcPr>
+          <w:p>
+            <w:r>
+              <w:rPr>
+                <w:sz w:val="19"/>
+              </w:rPr>
+              <w:t>Branch addresses and phone numbers.</w:t>
+            </w:r>
+          </w:p>
+        </w:tc>
+      </w:tr>
+      <w:tr>
+        <w:tc>
+          <w:tcPr>
+            <w:tcW w:type="dxa" w:w="2900"/>
+          </w:tcPr>
+          <w:p>
+            <w:r>
+              <w:rPr>
+                <w:sz w:val="19"/>
+              </w:rPr>
+              <w:t>Treatment · Sitting · Next sitting</w:t>
+            </w:r>
+          </w:p>
+        </w:tc>
+        <w:tc>
+          <w:tcPr>
+            <w:tcW w:type="dxa" w:w="6748"/>
+          </w:tcPr>
+          <w:p>
+            <w:r>
+              <w:rPr>
+                <w:sz w:val="19"/>
+              </w:rPr>
+              <w:t>Books the next sitting of an open treatment course (Stage 6).</w:t>
+            </w:r>
+          </w:p>
+        </w:tc>
+      </w:tr>
+      <w:tr>
+        <w:tc>
+          <w:tcPr>
+            <w:tcW w:type="dxa" w:w="2900"/>
+          </w:tcPr>
+          <w:p>
+            <w:r>
+              <w:rPr>
+                <w:sz w:val="19"/>
+              </w:rPr>
+              <w:t>Reschedule</w:t>
+            </w:r>
+          </w:p>
+        </w:tc>
+        <w:tc>
+          <w:tcPr>
+            <w:tcW w:type="dxa" w:w="6748"/>
+          </w:tcPr>
+          <w:p>
+            <w:r>
+              <w:rPr>
+                <w:sz w:val="19"/>
+              </w:rPr>
+              <w:t>Moves an appointment (4.3).</w:t>
+            </w:r>
+          </w:p>
+        </w:tc>
+      </w:tr>
+      <w:tr>
+        <w:tc>
+          <w:tcPr>
+            <w:tcW w:type="dxa" w:w="2900"/>
+          </w:tcPr>
+          <w:p>
+            <w:r>
+              <w:rPr>
+                <w:sz w:val="19"/>
+              </w:rPr>
+              <w:t>Cancel appointment</w:t>
+            </w:r>
+          </w:p>
+        </w:tc>
+        <w:tc>
+          <w:tcPr>
+            <w:tcW w:type="dxa" w:w="6748"/>
+          </w:tcPr>
+          <w:p>
+            <w:r>
+              <w:rPr>
+                <w:sz w:val="19"/>
+              </w:rPr>
+              <w:t>Cancels — after offering to move it first (4.4). "Cancel" on its own, mid-booking, abandons the booking rather than an appointment.</w:t>
+            </w:r>
+          </w:p>
+        </w:tc>
+      </w:tr>
+      <w:tr>
+        <w:tc>
+          <w:tcPr>
+            <w:tcW w:type="dxa" w:w="2900"/>
+          </w:tcPr>
+          <w:p>
+            <w:r>
+              <w:rPr>
+                <w:sz w:val="19"/>
+              </w:rPr>
+              <w:t>Call me · Callback · Fit me in</w:t>
+            </w:r>
+          </w:p>
+        </w:tc>
+        <w:tc>
+          <w:tcPr>
+            <w:tcW w:type="dxa" w:w="6748"/>
+          </w:tcPr>
+          <w:p>
+            <w:r>
+              <w:rPr>
+                <w:sz w:val="19"/>
+              </w:rPr>
+              <w:t>Asks the clinic to ring back, and raises a request on the dashboard.</w:t>
+            </w:r>
+          </w:p>
+        </w:tc>
+      </w:tr>
+      <w:tr>
+        <w:tc>
+          <w:tcPr>
+            <w:tcW w:type="dxa" w:w="2900"/>
+          </w:tcPr>
+          <w:p>
+            <w:r>
+              <w:rPr>
+                <w:sz w:val="19"/>
+              </w:rPr>
+              <w:t>Emergency · Toothache · Urgent</w:t>
+            </w:r>
+          </w:p>
+        </w:tc>
+        <w:tc>
+          <w:tcPr>
+            <w:tcW w:type="dxa" w:w="6748"/>
+          </w:tcPr>
+          <w:p>
+            <w:r>
+              <w:rPr>
+                <w:sz w:val="19"/>
+              </w:rPr>
+              <w:t>The clinic's phone number, first, and the offer to book if it can wait.</w:t>
+            </w:r>
+          </w:p>
+        </w:tc>
+      </w:tr>
+      <w:tr>
+        <w:tc>
+          <w:tcPr>
+            <w:tcW w:type="dxa" w:w="2900"/>
+          </w:tcPr>
+          <w:p>
+            <w:r>
+              <w:rPr>
+                <w:sz w:val="19"/>
+              </w:rPr>
+              <w:t>Help</w:t>
+            </w:r>
+          </w:p>
+        </w:tc>
+        <w:tc>
+          <w:tcPr>
+            <w:tcW w:type="dxa" w:w="6748"/>
+          </w:tcPr>
+          <w:p>
+            <w:r>
+              <w:rPr>
+                <w:sz w:val="19"/>
+              </w:rPr>
+              <w:t>The list of words the bot understands.</w:t>
+            </w:r>
+          </w:p>
+        </w:tc>
+      </w:tr>
+      <w:tr>
+        <w:tc>
+          <w:tcPr>
+            <w:tcW w:type="dxa" w:w="2900"/>
+          </w:tcPr>
+          <w:p>
+            <w:r>
+              <w:rPr>
+                <w:sz w:val="19"/>
+              </w:rPr>
+              <w:t>Stop</w:t>
+            </w:r>
+          </w:p>
+        </w:tc>
+        <w:tc>
+          <w:tcPr>
+            <w:tcW w:type="dxa" w:w="6748"/>
+          </w:tcPr>
+          <w:p>
+            <w:r>
+              <w:rPr>
+                <w:sz w:val="19"/>
+              </w:rPr>
+              <w:t>Stops all messages from this clinic.</w:t>
+            </w:r>
+          </w:p>
+        </w:tc>
+      </w:tr>
+      <w:tr>
+        <w:tc>
+          <w:tcPr>
+            <w:tcW w:type="dxa" w:w="2900"/>
+          </w:tcPr>
+          <w:p>
+            <w:r>
+              <w:rPr>
+                <w:sz w:val="19"/>
+              </w:rPr>
+              <w:t>Start</w:t>
+            </w:r>
+          </w:p>
+        </w:tc>
+        <w:tc>
+          <w:tcPr>
+            <w:tcW w:type="dxa" w:w="6748"/>
+          </w:tcPr>
+          <w:p>
+            <w:r>
+              <w:rPr>
+                <w:sz w:val="19"/>
+              </w:rPr>
+              <w:t>Turns them back on, and returns to the menu.</w:t>
+            </w:r>
+          </w:p>
+        </w:tc>
+      </w:tr>
+      <w:tr>
+        <w:tc>
+          <w:tcPr>
+            <w:tcW w:type="dxa" w:w="2900"/>
+          </w:tcPr>
+          <w:p>
+            <w:r>
+              <w:rPr>
+                <w:sz w:val="19"/>
+              </w:rPr>
+              <w:t>#K7M2QX (a clinic code)</w:t>
+            </w:r>
+          </w:p>
+        </w:tc>
+        <w:tc>
+          <w:tcPr>
+            <w:tcW w:type="dxa" w:w="6748"/>
+          </w:tcPr>
+          <w:p>
+            <w:r>
+              <w:rPr>
+                <w:sz w:val="19"/>
+              </w:rPr>
+              <w:t>Switches to that clinic. Scanning a QR is the only thing that ever does.</w:t>
+            </w:r>
+          </w:p>
+        </w:tc>
+      </w:tr>
+      <w:tr>
+        <w:tc>
+          <w:tcPr>
+            <w:tcW w:type="dxa" w:w="2900"/>
+          </w:tcPr>
+          <w:p>
+            <w:r>
+              <w:rPr>
+                <w:sz w:val="19"/>
+              </w:rPr>
+              <w:t>1, 2, 3 …</w:t>
+            </w:r>
+          </w:p>
+        </w:tc>
+        <w:tc>
+          <w:tcPr>
+            <w:tcW w:type="dxa" w:w="6748"/>
+          </w:tcPr>
+          <w:p>
+            <w:r>
+              <w:rPr>
+                <w:sz w:val="19"/>
+              </w:rPr>
+              <w:t>Answers the numbered option in the message just sent.</w:t>
+            </w:r>
+          </w:p>
+        </w:tc>
+      </w:tr>
+    </w:tbl>
+    <w:p>
+      <w:r>
+        <w:rPr>
+          <w:i/>
+          <w:color w:val="555555"/>
+          <w:sz w:val="22"/>
+        </w:rPr>
+        <w:t xml:space="preserve">Two things to tell a patient who says "it did not work". A word only acts from a resting conversation: if the chat has gone quiet, the first message brings the menu back and the word works from there. And inside a booking, what the patient types is read as an ANSWER to the question on screen — which is why "toothache" at the reason step is recorded as the reason rather than firing the emergency reply.</w:t>
+      </w:r>
+    </w:p>
     <w:sectPr>
+      <w:footerReference w:type="default" r:id="rId9"/>
       <w:pgSz w:w="12240" w:h="15840"/>
       <w:pgMar w:top="1152" w:right="1296" w:bottom="1152" w:left="1296" w:header="720" w:footer="720" w:gutter="0"/>
       <w:cols w:space="720"/>
@@ -9153,6 +11034,45 @@
     </w:sectPr>
   </w:body>
 </w:document>
+</file>
+
+<file path=word/footer1.xml><?xml version="1.0" encoding="utf-8"?>
+<w:ftr xmlns:m="http://schemas.openxmlformats.org/officeDocument/2006/math" xmlns:mc="http://schemas.openxmlformats.org/markup-compatibility/2006" xmlns:mo="http://schemas.microsoft.com/office/mac/office/2008/main" xmlns:mv="urn:schemas-microsoft-com:mac:vml" xmlns:o="urn:schemas-microsoft-com:office:office" xmlns:r="http://schemas.openxmlformats.org/officeDocument/2006/relationships" xmlns:v="urn:schemas-microsoft-com:vml" xmlns:w10="urn:schemas-microsoft-com:office:word" xmlns:w14="http://schemas.microsoft.com/office/word/2010/wordml" xmlns:w="http://schemas.openxmlformats.org/wordprocessingml/2006/main" xmlns:wne="http://schemas.microsoft.com/office/word/2006/wordml" xmlns:wp14="http://schemas.microsoft.com/office/word/2010/wordprocessingDrawing" xmlns:wp="http://schemas.openxmlformats.org/drawingml/2006/wordprocessingDrawing" xmlns:wpc="http://schemas.microsoft.com/office/word/2010/wordprocessingCanvas" xmlns:wpg="http://schemas.microsoft.com/office/word/2010/wordprocessingGroup" xmlns:wpi="http://schemas.microsoft.com/office/word/2010/wordprocessingInk" xmlns:wps="http://schemas.microsoft.com/office/word/2010/wordprocessingShape" mc:Ignorable="w14 wp14">
+  <w:p>
+    <w:pPr>
+      <w:pStyle w:val="Footer"/>
+      <w:jc w:val="center"/>
+    </w:pPr>
+    <w:r>
+      <w:rPr>
+        <w:color w:val="808080"/>
+        <w:sz w:val="16"/>
+      </w:rPr>
+      <w:t xml:space="preserve">MediBook — The Patient Journey on WhatsApp · page </w:t>
+    </w:r>
+    <w:r>
+      <w:rPr>
+        <w:color w:val="808080"/>
+        <w:sz w:val="16"/>
+      </w:rPr>
+      <w:fldChar w:fldCharType="begin"/>
+    </w:r>
+    <w:r>
+      <w:rPr>
+        <w:color w:val="808080"/>
+        <w:sz w:val="16"/>
+      </w:rPr>
+      <w:instrText xml:space="preserve"> PAGE </w:instrText>
+    </w:r>
+    <w:r>
+      <w:rPr>
+        <w:color w:val="808080"/>
+        <w:sz w:val="16"/>
+      </w:rPr>
+      <w:fldChar w:fldCharType="end"/>
+    </w:r>
+  </w:p>
+</w:ftr>
 </file>
 
 <file path=word/numbering.xml><?xml version="1.0" encoding="utf-8"?>
